--- a/Job Hunt 2026/2026-09-16 - HVAC Employer (not named in posting) - HVAC Service Technician/Job Description & Company Research - HVAC Employer (not named in posting).docx
+++ b/Job Hunt 2026/2026-09-16 - HVAC Employer (not named in posting) - HVAC Service Technician/Job Description & Company Research - HVAC Employer (not named in posting).docx
@@ -1417,17 +1417,29 @@
     </w:p>
     <w:p>
       <w:pPr>
-        <w:spacing w:after="100" w:line="264"/>
-      </w:pPr>
-      <w:r>
-        <w:rPr>
-          <w:rFonts w:ascii="Calibri" w:cs="Calibri" w:eastAsia="Calibri" w:hAnsi="Calibri"/>
-          <w:color w:val="1A1A1A"/>
-          <w:sz w:val="21"/>
-          <w:szCs w:val="21"/>
-        </w:rPr>
-        <w:t xml:space="preserve">Not searched. The employer is not named.</w:t>
-      </w:r>
+        <w:spacing w:after="100"/>
+      </w:pPr>
+      <w:r>
+        <w:rPr>
+          <w:rFonts w:ascii="Calibri" w:cs="Calibri" w:eastAsia="Calibri" w:hAnsi="Calibri"/>
+          <w:color w:val="1A1A1A"/>
+          <w:sz w:val="21"/>
+          <w:szCs w:val="21"/>
+        </w:rPr>
+        <w:t xml:space="preserve">Reddit could not be searched for this sheet: Reddit blocks the automated search Claude uses. Open the link to read what people say there. </w:t>
+      </w:r>
+      <w:hyperlink w:history="1" r:id="rIdrogdjximsxfgo8kfzwg_f">
+        <w:r>
+          <w:rPr>
+            <w:rFonts w:ascii="Calibri" w:cs="Calibri" w:eastAsia="Calibri" w:hAnsi="Calibri"/>
+            <w:color w:val="1A4D8F"/>
+            <w:sz w:val="21"/>
+            <w:szCs w:val="21"/>
+            <w:u w:val="single"/>
+          </w:rPr>
+          <w:t xml:space="preserve">Search Reddit for HVAC Employer (not named in posting)</w:t>
+        </w:r>
+      </w:hyperlink>
     </w:p>
     <w:p>
       <w:pPr>
